--- a/proactive-english-b2-sy/out/PE-B2-BK1-SY_EndOfBookTest_Key.docx
+++ b/proactive-english-b2-sy/out/PE-B2-BK1-SY_EndOfBookTest_Key.docx
@@ -352,7 +352,7 @@
           <w:sz w:val="22"/>
           <w:szCs w:val="22"/>
         </w:rPr>
-        <w:t xml:space="preserve">Part 1 · Multiple-choice cloze (8 marks)</w:t>
+        <w:t xml:space="preserve">Part 1 · Multiple-choice cloze (6 marks)</w:t>
       </w:r>
     </w:p>
     <w:p>
@@ -386,7 +386,7 @@
           <w:sz w:val="22"/>
           <w:szCs w:val="22"/>
         </w:rPr>
-        <w:t xml:space="preserve">(came from)</w:t>
+        <w:t xml:space="preserve">(take the trouble to)</w:t>
       </w:r>
       <w:r>
         <w:rPr>
@@ -422,7 +422,7 @@
           <w:sz w:val="22"/>
           <w:szCs w:val="22"/>
         </w:rPr>
-        <w:t xml:space="preserve">(took the trouble to)</w:t>
+        <w:t xml:space="preserve">(it took him forty minutes)</w:t>
       </w:r>
       <w:r>
         <w:rPr>
@@ -458,7 +458,7 @@
           <w:sz w:val="22"/>
           <w:szCs w:val="22"/>
         </w:rPr>
-        <w:t xml:space="preserve">(it took him forty minutes)</w:t>
+        <w:t xml:space="preserve">(four out of ninety-one)</w:t>
       </w:r>
       <w:r>
         <w:rPr>
@@ -494,7 +494,7 @@
           <w:sz w:val="22"/>
           <w:szCs w:val="22"/>
         </w:rPr>
-        <w:t xml:space="preserve">(four out of ninety-one)</w:t>
+        <w:t xml:space="preserve">(turned down)</w:t>
       </w:r>
       <w:r>
         <w:rPr>
@@ -520,7 +520,7 @@
           <w:sz w:val="22"/>
           <w:szCs w:val="22"/>
         </w:rPr>
-        <w:t xml:space="preserve"> C </w:t>
+        <w:t xml:space="preserve"> A </w:t>
       </w:r>
       <w:r>
         <w:rPr>
@@ -530,7 +530,7 @@
           <w:sz w:val="22"/>
           <w:szCs w:val="22"/>
         </w:rPr>
-        <w:t xml:space="preserve">(turned down)</w:t>
+        <w:t xml:space="preserve">(none of them)</w:t>
       </w:r>
       <w:r>
         <w:rPr>
@@ -556,79 +556,7 @@
           <w:sz w:val="22"/>
           <w:szCs w:val="22"/>
         </w:rPr>
-        <w:t xml:space="preserve"> A </w:t>
-      </w:r>
-      <w:r>
-        <w:rPr>
-          <w:rFonts w:ascii="Calibri" w:cs="Calibri" w:eastAsia="Calibri" w:hAnsi="Calibri"/>
-          <w:i/>
-          <w:iCs/>
-          <w:sz w:val="22"/>
-          <w:szCs w:val="22"/>
-        </w:rPr>
-        <w:t xml:space="preserve">(none of them)</w:t>
-      </w:r>
-      <w:r>
-        <w:rPr>
-          <w:rFonts w:ascii="Calibri" w:cs="Calibri" w:eastAsia="Calibri" w:hAnsi="Calibri"/>
-          <w:sz w:val="22"/>
-          <w:szCs w:val="22"/>
-        </w:rPr>
-        <w:t xml:space="preserve">   </w:t>
-      </w:r>
-      <w:r>
-        <w:rPr>
-          <w:rFonts w:ascii="Calibri" w:cs="Calibri" w:eastAsia="Calibri" w:hAnsi="Calibri"/>
-          <w:b/>
-          <w:bCs/>
-          <w:sz w:val="22"/>
-          <w:szCs w:val="22"/>
-        </w:rPr>
-        <w:t xml:space="preserve">7</w:t>
-      </w:r>
-      <w:r>
-        <w:rPr>
-          <w:rFonts w:ascii="Calibri" w:cs="Calibri" w:eastAsia="Calibri" w:hAnsi="Calibri"/>
-          <w:sz w:val="22"/>
-          <w:szCs w:val="22"/>
-        </w:rPr>
         <w:t xml:space="preserve"> B </w:t>
-      </w:r>
-      <w:r>
-        <w:rPr>
-          <w:rFonts w:ascii="Calibri" w:cs="Calibri" w:eastAsia="Calibri" w:hAnsi="Calibri"/>
-          <w:i/>
-          <w:iCs/>
-          <w:sz w:val="22"/>
-          <w:szCs w:val="22"/>
-        </w:rPr>
-        <w:t xml:space="preserve">(it costs twenty seconds)</w:t>
-      </w:r>
-      <w:r>
-        <w:rPr>
-          <w:rFonts w:ascii="Calibri" w:cs="Calibri" w:eastAsia="Calibri" w:hAnsi="Calibri"/>
-          <w:sz w:val="22"/>
-          <w:szCs w:val="22"/>
-        </w:rPr>
-        <w:t xml:space="preserve">   </w:t>
-      </w:r>
-      <w:r>
-        <w:rPr>
-          <w:rFonts w:ascii="Calibri" w:cs="Calibri" w:eastAsia="Calibri" w:hAnsi="Calibri"/>
-          <w:b/>
-          <w:bCs/>
-          <w:sz w:val="22"/>
-          <w:szCs w:val="22"/>
-        </w:rPr>
-        <w:t xml:space="preserve">8</w:t>
-      </w:r>
-      <w:r>
-        <w:rPr>
-          <w:rFonts w:ascii="Calibri" w:cs="Calibri" w:eastAsia="Calibri" w:hAnsi="Calibri"/>
-          <w:sz w:val="22"/>
-          <w:szCs w:val="22"/>
-        </w:rPr>
-        <w:t xml:space="preserve"> D </w:t>
       </w:r>
       <w:r>
         <w:rPr>
@@ -680,7 +608,7 @@
           <w:sz w:val="22"/>
           <w:szCs w:val="22"/>
         </w:rPr>
-        <w:t xml:space="preserve">Items 2, 5 and 8 are the ones to go over</w:t>
+        <w:t xml:space="preserve">Items 1, 4 and 6 are the ones to go over</w:t>
       </w:r>
       <w:r>
         <w:rPr>
@@ -724,64 +652,104 @@
           <w:sz w:val="22"/>
           <w:szCs w:val="22"/>
         </w:rPr>
-        <w:t xml:space="preserve"> is not; </w:t>
-      </w:r>
-      <w:r>
-        <w:rPr>
-          <w:rFonts w:ascii="Calibri" w:cs="Calibri" w:eastAsia="Calibri" w:hAnsi="Calibri"/>
+        <w:t xml:space="preserve"> is not </w:t>
+      </w:r>
+      <w:r>
+        <w:rPr>
+          <w:rFonts w:ascii="Calibri" w:cs="Calibri" w:eastAsia="Calibri" w:hAnsi="Calibri"/>
+          <w:b/>
+          <w:bCs/>
+          <w:sz w:val="22"/>
+          <w:szCs w:val="22"/>
+        </w:rPr>
+        <w:t xml:space="preserve">(and </w:t>
+      </w:r>
+      <w:r>
+        <w:rPr>
+          <w:rFonts w:ascii="Calibri" w:cs="Calibri" w:eastAsia="Calibri" w:hAnsi="Calibri"/>
+          <w:b/>
+          <w:bCs/>
           <w:i/>
           <w:iCs/>
           <w:sz w:val="22"/>
           <w:szCs w:val="22"/>
         </w:rPr>
-        <w:t xml:space="preserve">turn down</w:t>
-      </w:r>
-      <w:r>
-        <w:rPr>
-          <w:rFonts w:ascii="Calibri" w:cs="Calibri" w:eastAsia="Calibri" w:hAnsi="Calibri"/>
-          <w:sz w:val="22"/>
-          <w:szCs w:val="22"/>
-        </w:rPr>
-        <w:t xml:space="preserve"> is the only one of the four that collocates with a request; and </w:t>
-      </w:r>
-      <w:r>
-        <w:rPr>
-          <w:rFonts w:ascii="Calibri" w:cs="Calibri" w:eastAsia="Calibri" w:hAnsi="Calibri"/>
-          <w:b/>
-          <w:bCs/>
+        <w:t xml:space="preserve">pains</w:t>
+      </w:r>
+      <w:r>
+        <w:rPr>
+          <w:rFonts w:ascii="Calibri" w:cs="Calibri" w:eastAsia="Calibri" w:hAnsi="Calibri"/>
+          <w:b/>
+          <w:bCs/>
+          <w:sz w:val="22"/>
+          <w:szCs w:val="22"/>
+        </w:rPr>
+        <w:t xml:space="preserve"> would take no article)</w:t>
+      </w:r>
+      <w:r>
+        <w:rPr>
+          <w:rFonts w:ascii="Calibri" w:cs="Calibri" w:eastAsia="Calibri" w:hAnsi="Calibri"/>
+          <w:sz w:val="22"/>
+          <w:szCs w:val="22"/>
+        </w:rPr>
+        <w:t xml:space="preserve">; </w:t>
+      </w:r>
+      <w:r>
+        <w:rPr>
+          <w:rFonts w:ascii="Calibri" w:cs="Calibri" w:eastAsia="Calibri" w:hAnsi="Calibri"/>
           <w:i/>
           <w:iCs/>
           <w:sz w:val="22"/>
           <w:szCs w:val="22"/>
         </w:rPr>
-        <w:t xml:space="preserve">either</w:t>
-      </w:r>
-      <w:r>
-        <w:rPr>
-          <w:rFonts w:ascii="Calibri" w:cs="Calibri" w:eastAsia="Calibri" w:hAnsi="Calibri"/>
-          <w:b/>
-          <w:bCs/>
-          <w:sz w:val="22"/>
-          <w:szCs w:val="22"/>
-        </w:rPr>
-        <w:t xml:space="preserve"> after a negative is the item most often lost</w:t>
-      </w:r>
-      <w:r>
-        <w:rPr>
-          <w:rFonts w:ascii="Calibri" w:cs="Calibri" w:eastAsia="Calibri" w:hAnsi="Calibri"/>
-          <w:sz w:val="22"/>
-          <w:szCs w:val="22"/>
-        </w:rPr>
-        <w:t xml:space="preserve"> — candidates write </w:t>
-      </w:r>
-      <w:r>
-        <w:rPr>
-          <w:rFonts w:ascii="Calibri" w:cs="Calibri" w:eastAsia="Calibri" w:hAnsi="Calibri"/>
+        <w:t xml:space="preserve">turn down</w:t>
+      </w:r>
+      <w:r>
+        <w:rPr>
+          <w:rFonts w:ascii="Calibri" w:cs="Calibri" w:eastAsia="Calibri" w:hAnsi="Calibri"/>
+          <w:sz w:val="22"/>
+          <w:szCs w:val="22"/>
+        </w:rPr>
+        <w:t xml:space="preserve"> is the only one of the four that collocates with a request; and </w:t>
+      </w:r>
+      <w:r>
+        <w:rPr>
+          <w:rFonts w:ascii="Calibri" w:cs="Calibri" w:eastAsia="Calibri" w:hAnsi="Calibri"/>
+          <w:b/>
+          <w:bCs/>
           <w:i/>
           <w:iCs/>
           <w:sz w:val="22"/>
           <w:szCs w:val="22"/>
         </w:rPr>
+        <w:t xml:space="preserve">either</w:t>
+      </w:r>
+      <w:r>
+        <w:rPr>
+          <w:rFonts w:ascii="Calibri" w:cs="Calibri" w:eastAsia="Calibri" w:hAnsi="Calibri"/>
+          <w:b/>
+          <w:bCs/>
+          <w:sz w:val="22"/>
+          <w:szCs w:val="22"/>
+        </w:rPr>
+        <w:t xml:space="preserve"> after a negative is the item most often lost</w:t>
+      </w:r>
+      <w:r>
+        <w:rPr>
+          <w:rFonts w:ascii="Calibri" w:cs="Calibri" w:eastAsia="Calibri" w:hAnsi="Calibri"/>
+          <w:sz w:val="22"/>
+          <w:szCs w:val="22"/>
+        </w:rPr>
+        <w:t xml:space="preserve"> — candidates write </w:t>
+      </w:r>
+      <w:r>
+        <w:rPr>
+          <w:rFonts w:ascii="Calibri" w:cs="Calibri" w:eastAsia="Calibri" w:hAnsi="Calibri"/>
+          <w:i/>
+          <w:iCs/>
+          <w:sz w:val="22"/>
+          <w:szCs w:val="22"/>
+        </w:rPr>
         <w:t xml:space="preserve">too</w:t>
       </w:r>
       <w:r>
@@ -790,7 +758,79 @@
           <w:sz w:val="22"/>
           <w:szCs w:val="22"/>
         </w:rPr>
-        <w:t xml:space="preserve">, which needs an affirmative. </w:t>
+        <w:t xml:space="preserve">, which needs an affirmative. ⚠ </w:t>
+      </w:r>
+      <w:r>
+        <w:rPr>
+          <w:rFonts w:ascii="Calibri" w:cs="Calibri" w:eastAsia="Calibri" w:hAnsi="Calibri"/>
+          <w:b/>
+          <w:bCs/>
+          <w:sz w:val="22"/>
+          <w:szCs w:val="22"/>
+        </w:rPr>
+        <w:t xml:space="preserve">Item 5 is worth thirty seconds too</w:t>
+      </w:r>
+      <w:r>
+        <w:rPr>
+          <w:rFonts w:ascii="Calibri" w:cs="Calibri" w:eastAsia="Calibri" w:hAnsi="Calibri"/>
+          <w:sz w:val="22"/>
+          <w:szCs w:val="22"/>
+        </w:rPr>
+        <w:t xml:space="preserve">: </w:t>
+      </w:r>
+      <w:r>
+        <w:rPr>
+          <w:rFonts w:ascii="Calibri" w:cs="Calibri" w:eastAsia="Calibri" w:hAnsi="Calibri"/>
+          <w:i/>
+          <w:iCs/>
+          <w:sz w:val="22"/>
+          <w:szCs w:val="22"/>
+        </w:rPr>
+        <w:t xml:space="preserve">none</w:t>
+      </w:r>
+      <w:r>
+        <w:rPr>
+          <w:rFonts w:ascii="Calibri" w:cs="Calibri" w:eastAsia="Calibri" w:hAnsi="Calibri"/>
+          <w:sz w:val="22"/>
+          <w:szCs w:val="22"/>
+        </w:rPr>
+        <w:t xml:space="preserve"> and not </w:t>
+      </w:r>
+      <w:r>
+        <w:rPr>
+          <w:rFonts w:ascii="Calibri" w:cs="Calibri" w:eastAsia="Calibri" w:hAnsi="Calibri"/>
+          <w:i/>
+          <w:iCs/>
+          <w:sz w:val="22"/>
+          <w:szCs w:val="22"/>
+        </w:rPr>
+        <w:t xml:space="preserve">neither</w:t>
+      </w:r>
+      <w:r>
+        <w:rPr>
+          <w:rFonts w:ascii="Calibri" w:cs="Calibri" w:eastAsia="Calibri" w:hAnsi="Calibri"/>
+          <w:sz w:val="22"/>
+          <w:szCs w:val="22"/>
+        </w:rPr>
+        <w:t xml:space="preserve">, because </w:t>
+      </w:r>
+      <w:r>
+        <w:rPr>
+          <w:rFonts w:ascii="Calibri" w:cs="Calibri" w:eastAsia="Calibri" w:hAnsi="Calibri"/>
+          <w:b/>
+          <w:bCs/>
+          <w:sz w:val="22"/>
+          <w:szCs w:val="22"/>
+        </w:rPr>
+        <w:t xml:space="preserve">three</w:t>
+      </w:r>
+      <w:r>
+        <w:rPr>
+          <w:rFonts w:ascii="Calibri" w:cs="Calibri" w:eastAsia="Calibri" w:hAnsi="Calibri"/>
+          <w:sz w:val="22"/>
+          <w:szCs w:val="22"/>
+        </w:rPr>
+        <w:t xml:space="preserve"> requests were made — the item is decided three lines earlier. </w:t>
       </w:r>
       <w:r>
         <w:rPr>
@@ -824,7 +864,7 @@
           <w:sz w:val="22"/>
           <w:szCs w:val="22"/>
         </w:rPr>
-        <w:t xml:space="preserve">Part 2 · Open cloze (8 marks)</w:t>
+        <w:t xml:space="preserve">Part 2 · Open cloze (6 marks)</w:t>
       </w:r>
     </w:p>
     <w:p>
@@ -840,6 +880,42 @@
           <w:sz w:val="22"/>
           <w:szCs w:val="22"/>
         </w:rPr>
+        <w:t xml:space="preserve">7</w:t>
+      </w:r>
+      <w:r>
+        <w:rPr>
+          <w:rFonts w:ascii="Calibri" w:cs="Calibri" w:eastAsia="Calibri" w:hAnsi="Calibri"/>
+          <w:sz w:val="22"/>
+          <w:szCs w:val="22"/>
+        </w:rPr>
+        <w:t xml:space="preserve"> no   </w:t>
+      </w:r>
+      <w:r>
+        <w:rPr>
+          <w:rFonts w:ascii="Calibri" w:cs="Calibri" w:eastAsia="Calibri" w:hAnsi="Calibri"/>
+          <w:b/>
+          <w:bCs/>
+          <w:sz w:val="22"/>
+          <w:szCs w:val="22"/>
+        </w:rPr>
+        <w:t xml:space="preserve">8</w:t>
+      </w:r>
+      <w:r>
+        <w:rPr>
+          <w:rFonts w:ascii="Calibri" w:cs="Calibri" w:eastAsia="Calibri" w:hAnsi="Calibri"/>
+          <w:sz w:val="22"/>
+          <w:szCs w:val="22"/>
+        </w:rPr>
+        <w:t xml:space="preserve"> to   </w:t>
+      </w:r>
+      <w:r>
+        <w:rPr>
+          <w:rFonts w:ascii="Calibri" w:cs="Calibri" w:eastAsia="Calibri" w:hAnsi="Calibri"/>
+          <w:b/>
+          <w:bCs/>
+          <w:sz w:val="22"/>
+          <w:szCs w:val="22"/>
+        </w:rPr>
         <w:t xml:space="preserve">9</w:t>
       </w:r>
       <w:r>
@@ -848,7 +924,7 @@
           <w:sz w:val="22"/>
           <w:szCs w:val="22"/>
         </w:rPr>
-        <w:t xml:space="preserve"> no   </w:t>
+        <w:t xml:space="preserve"> from   </w:t>
       </w:r>
       <w:r>
         <w:rPr>
@@ -866,7 +942,7 @@
           <w:sz w:val="22"/>
           <w:szCs w:val="22"/>
         </w:rPr>
-        <w:t xml:space="preserve"> to   </w:t>
+        <w:t xml:space="preserve"> for   </w:t>
       </w:r>
       <w:r>
         <w:rPr>
@@ -884,25 +960,7 @@
           <w:sz w:val="22"/>
           <w:szCs w:val="22"/>
         </w:rPr>
-        <w:t xml:space="preserve"> so </w:t>
-      </w:r>
-      <w:r>
-        <w:rPr>
-          <w:rFonts w:ascii="Calibri" w:cs="Calibri" w:eastAsia="Calibri" w:hAnsi="Calibri"/>
-          <w:i/>
-          <w:iCs/>
-          <w:sz w:val="22"/>
-          <w:szCs w:val="22"/>
-        </w:rPr>
-        <w:t xml:space="preserve">(also: and)</w:t>
-      </w:r>
-      <w:r>
-        <w:rPr>
-          <w:rFonts w:ascii="Calibri" w:cs="Calibri" w:eastAsia="Calibri" w:hAnsi="Calibri"/>
-          <w:sz w:val="22"/>
-          <w:szCs w:val="22"/>
-        </w:rPr>
-        <w:t xml:space="preserve">   </w:t>
+        <w:t xml:space="preserve"> without   </w:t>
       </w:r>
       <w:r>
         <w:rPr>
@@ -913,96 +971,6 @@
           <w:szCs w:val="22"/>
         </w:rPr>
         <w:t xml:space="preserve">12</w:t>
-      </w:r>
-      <w:r>
-        <w:rPr>
-          <w:rFonts w:ascii="Calibri" w:cs="Calibri" w:eastAsia="Calibri" w:hAnsi="Calibri"/>
-          <w:sz w:val="22"/>
-          <w:szCs w:val="22"/>
-        </w:rPr>
-        <w:t xml:space="preserve"> from   </w:t>
-      </w:r>
-      <w:r>
-        <w:rPr>
-          <w:rFonts w:ascii="Calibri" w:cs="Calibri" w:eastAsia="Calibri" w:hAnsi="Calibri"/>
-          <w:b/>
-          <w:bCs/>
-          <w:sz w:val="22"/>
-          <w:szCs w:val="22"/>
-        </w:rPr>
-        <w:t xml:space="preserve">13</w:t>
-      </w:r>
-      <w:r>
-        <w:rPr>
-          <w:rFonts w:ascii="Calibri" w:cs="Calibri" w:eastAsia="Calibri" w:hAnsi="Calibri"/>
-          <w:sz w:val="22"/>
-          <w:szCs w:val="22"/>
-        </w:rPr>
-        <w:t xml:space="preserve"> for   </w:t>
-      </w:r>
-      <w:r>
-        <w:rPr>
-          <w:rFonts w:ascii="Calibri" w:cs="Calibri" w:eastAsia="Calibri" w:hAnsi="Calibri"/>
-          <w:b/>
-          <w:bCs/>
-          <w:sz w:val="22"/>
-          <w:szCs w:val="22"/>
-        </w:rPr>
-        <w:t xml:space="preserve">14</w:t>
-      </w:r>
-      <w:r>
-        <w:rPr>
-          <w:rFonts w:ascii="Calibri" w:cs="Calibri" w:eastAsia="Calibri" w:hAnsi="Calibri"/>
-          <w:sz w:val="22"/>
-          <w:szCs w:val="22"/>
-        </w:rPr>
-        <w:t xml:space="preserve"> without   </w:t>
-      </w:r>
-      <w:r>
-        <w:rPr>
-          <w:rFonts w:ascii="Calibri" w:cs="Calibri" w:eastAsia="Calibri" w:hAnsi="Calibri"/>
-          <w:b/>
-          <w:bCs/>
-          <w:sz w:val="22"/>
-          <w:szCs w:val="22"/>
-        </w:rPr>
-        <w:t xml:space="preserve">15</w:t>
-      </w:r>
-      <w:r>
-        <w:rPr>
-          <w:rFonts w:ascii="Calibri" w:cs="Calibri" w:eastAsia="Calibri" w:hAnsi="Calibri"/>
-          <w:sz w:val="22"/>
-          <w:szCs w:val="22"/>
-        </w:rPr>
-        <w:t xml:space="preserve"> which </w:t>
-      </w:r>
-      <w:r>
-        <w:rPr>
-          <w:rFonts w:ascii="Calibri" w:cs="Calibri" w:eastAsia="Calibri" w:hAnsi="Calibri"/>
-          <w:i/>
-          <w:iCs/>
-          <w:sz w:val="22"/>
-          <w:szCs w:val="22"/>
-        </w:rPr>
-        <w:t xml:space="preserve">(also: that)</w:t>
-      </w:r>
-      <w:r>
-        <w:rPr>
-          <w:rFonts w:ascii="Calibri" w:cs="Calibri" w:eastAsia="Calibri" w:hAnsi="Calibri"/>
-          <w:sz w:val="22"/>
-          <w:szCs w:val="22"/>
-        </w:rPr>
-        <w:t xml:space="preserve">   </w:t>
-      </w:r>
-      <w:r>
-        <w:rPr>
-          <w:rFonts w:ascii="Calibri" w:cs="Calibri" w:eastAsia="Calibri" w:hAnsi="Calibri"/>
-          <w:b/>
-          <w:bCs/>
-          <w:sz w:val="22"/>
-          <w:szCs w:val="22"/>
-        </w:rPr>
-        <w:t xml:space="preserve">16</w:t>
       </w:r>
       <w:r>
         <w:rPr>
@@ -1088,7 +1056,7 @@
           <w:sz w:val="22"/>
           <w:szCs w:val="22"/>
         </w:rPr>
-        <w:t xml:space="preserve">Items 12, 13 and 14 are dependent prepositions and fixed phrases</w:t>
+        <w:t xml:space="preserve">Items 9, 10 and 11 are dependent prepositions and fixed phrases</w:t>
       </w:r>
       <w:r>
         <w:rPr>
@@ -1114,35 +1082,107 @@
           <w:sz w:val="22"/>
           <w:szCs w:val="22"/>
         </w:rPr>
-        <w:t xml:space="preserve">, and </w:t>
-      </w:r>
-      <w:r>
-        <w:rPr>
-          <w:rFonts w:ascii="Calibri" w:cs="Calibri" w:eastAsia="Calibri" w:hAnsi="Calibri"/>
-          <w:b/>
-          <w:bCs/>
-          <w:sz w:val="22"/>
-          <w:szCs w:val="22"/>
-        </w:rPr>
-        <w:t xml:space="preserve">items 11 and 15 admit a second answer</w:t>
-      </w:r>
-      <w:r>
-        <w:rPr>
-          <w:rFonts w:ascii="Calibri" w:cs="Calibri" w:eastAsia="Calibri" w:hAnsi="Calibri"/>
-          <w:sz w:val="22"/>
-          <w:szCs w:val="22"/>
-        </w:rPr>
-        <w:t xml:space="preserve">: accept any word that is grammatical and keeps the sense, </w:t>
-      </w:r>
-      <w:r>
-        <w:rPr>
-          <w:rFonts w:ascii="Calibri" w:cs="Calibri" w:eastAsia="Calibri" w:hAnsi="Calibri"/>
-          <w:b/>
-          <w:bCs/>
-          <w:sz w:val="22"/>
-          <w:szCs w:val="22"/>
-        </w:rPr>
-        <w:t xml:space="preserve">and teach candidates to write the commonest word that fits rather than the most interesting one.</w:t>
+        <w:t xml:space="preserve">. ⚠ </w:t>
+      </w:r>
+      <w:r>
+        <w:rPr>
+          <w:rFonts w:ascii="Calibri" w:cs="Calibri" w:eastAsia="Calibri" w:hAnsi="Calibri"/>
+          <w:b/>
+          <w:bCs/>
+          <w:sz w:val="22"/>
+          <w:szCs w:val="22"/>
+        </w:rPr>
+        <w:t xml:space="preserve">Item 7 is the one that is lost</w:t>
+      </w:r>
+      <w:r>
+        <w:rPr>
+          <w:rFonts w:ascii="Calibri" w:cs="Calibri" w:eastAsia="Calibri" w:hAnsi="Calibri"/>
+          <w:sz w:val="22"/>
+          <w:szCs w:val="22"/>
+        </w:rPr>
+        <w:t xml:space="preserve">: </w:t>
+      </w:r>
+      <w:r>
+        <w:rPr>
+          <w:rFonts w:ascii="Calibri" w:cs="Calibri" w:eastAsia="Calibri" w:hAnsi="Calibri"/>
+          <w:i/>
+          <w:iCs/>
+          <w:sz w:val="22"/>
+          <w:szCs w:val="22"/>
+        </w:rPr>
+        <w:t xml:space="preserve">no fault of style at all</w:t>
+      </w:r>
+      <w:r>
+        <w:rPr>
+          <w:rFonts w:ascii="Calibri" w:cs="Calibri" w:eastAsia="Calibri" w:hAnsi="Calibri"/>
+          <w:sz w:val="22"/>
+          <w:szCs w:val="22"/>
+        </w:rPr>
+        <w:t xml:space="preserve"> wants </w:t>
+      </w:r>
+      <w:r>
+        <w:rPr>
+          <w:rFonts w:ascii="Calibri" w:cs="Calibri" w:eastAsia="Calibri" w:hAnsi="Calibri"/>
+          <w:b/>
+          <w:bCs/>
+          <w:sz w:val="22"/>
+          <w:szCs w:val="22"/>
+        </w:rPr>
+        <w:t xml:space="preserve">no</w:t>
+      </w:r>
+      <w:r>
+        <w:rPr>
+          <w:rFonts w:ascii="Calibri" w:cs="Calibri" w:eastAsia="Calibri" w:hAnsi="Calibri"/>
+          <w:sz w:val="22"/>
+          <w:szCs w:val="22"/>
+        </w:rPr>
+        <w:t xml:space="preserve"> and not </w:t>
+      </w:r>
+      <w:r>
+        <w:rPr>
+          <w:rFonts w:ascii="Calibri" w:cs="Calibri" w:eastAsia="Calibri" w:hAnsi="Calibri"/>
+          <w:i/>
+          <w:iCs/>
+          <w:sz w:val="22"/>
+          <w:szCs w:val="22"/>
+        </w:rPr>
+        <w:t xml:space="preserve">not</w:t>
+      </w:r>
+      <w:r>
+        <w:rPr>
+          <w:rFonts w:ascii="Calibri" w:cs="Calibri" w:eastAsia="Calibri" w:hAnsi="Calibri"/>
+          <w:sz w:val="22"/>
+          <w:szCs w:val="22"/>
+        </w:rPr>
+        <w:t xml:space="preserve">, because what follows is a noun phrase. </w:t>
+      </w:r>
+      <w:r>
+        <w:rPr>
+          <w:rFonts w:ascii="Calibri" w:cs="Calibri" w:eastAsia="Calibri" w:hAnsi="Calibri"/>
+          <w:b/>
+          <w:bCs/>
+          <w:sz w:val="22"/>
+          <w:szCs w:val="22"/>
+        </w:rPr>
+        <w:t xml:space="preserve">Each gap here has one answer</w:t>
+      </w:r>
+      <w:r>
+        <w:rPr>
+          <w:rFonts w:ascii="Calibri" w:cs="Calibri" w:eastAsia="Calibri" w:hAnsi="Calibri"/>
+          <w:sz w:val="22"/>
+          <w:szCs w:val="22"/>
+        </w:rPr>
+        <w:t xml:space="preserve"> — but if a candidate offers another word that is grammatical and keeps the sense exactly, give the mark, </w:t>
+      </w:r>
+      <w:r>
+        <w:rPr>
+          <w:rFonts w:ascii="Calibri" w:cs="Calibri" w:eastAsia="Calibri" w:hAnsi="Calibri"/>
+          <w:b/>
+          <w:bCs/>
+          <w:sz w:val="22"/>
+          <w:szCs w:val="22"/>
+        </w:rPr>
+        <w:t xml:space="preserve">and teach them to write the commonest word that fits rather than the most interesting one.</w:t>
       </w:r>
     </w:p>
     <w:p>
@@ -1174,6 +1214,78 @@
           <w:sz w:val="22"/>
           <w:szCs w:val="22"/>
         </w:rPr>
+        <w:t xml:space="preserve">13</w:t>
+      </w:r>
+      <w:r>
+        <w:rPr>
+          <w:rFonts w:ascii="Calibri" w:cs="Calibri" w:eastAsia="Calibri" w:hAnsi="Calibri"/>
+          <w:sz w:val="22"/>
+          <w:szCs w:val="22"/>
+        </w:rPr>
+        <w:t xml:space="preserve"> comparison   </w:t>
+      </w:r>
+      <w:r>
+        <w:rPr>
+          <w:rFonts w:ascii="Calibri" w:cs="Calibri" w:eastAsia="Calibri" w:hAnsi="Calibri"/>
+          <w:b/>
+          <w:bCs/>
+          <w:sz w:val="22"/>
+          <w:szCs w:val="22"/>
+        </w:rPr>
+        <w:t xml:space="preserve">14</w:t>
+      </w:r>
+      <w:r>
+        <w:rPr>
+          <w:rFonts w:ascii="Calibri" w:cs="Calibri" w:eastAsia="Calibri" w:hAnsi="Calibri"/>
+          <w:sz w:val="22"/>
+          <w:szCs w:val="22"/>
+        </w:rPr>
+        <w:t xml:space="preserve"> accuracy   </w:t>
+      </w:r>
+      <w:r>
+        <w:rPr>
+          <w:rFonts w:ascii="Calibri" w:cs="Calibri" w:eastAsia="Calibri" w:hAnsi="Calibri"/>
+          <w:b/>
+          <w:bCs/>
+          <w:sz w:val="22"/>
+          <w:szCs w:val="22"/>
+        </w:rPr>
+        <w:t xml:space="preserve">15</w:t>
+      </w:r>
+      <w:r>
+        <w:rPr>
+          <w:rFonts w:ascii="Calibri" w:cs="Calibri" w:eastAsia="Calibri" w:hAnsi="Calibri"/>
+          <w:sz w:val="22"/>
+          <w:szCs w:val="22"/>
+        </w:rPr>
+        <w:t xml:space="preserve"> assumption   </w:t>
+      </w:r>
+      <w:r>
+        <w:rPr>
+          <w:rFonts w:ascii="Calibri" w:cs="Calibri" w:eastAsia="Calibri" w:hAnsi="Calibri"/>
+          <w:b/>
+          <w:bCs/>
+          <w:sz w:val="22"/>
+          <w:szCs w:val="22"/>
+        </w:rPr>
+        <w:t xml:space="preserve">16</w:t>
+      </w:r>
+      <w:r>
+        <w:rPr>
+          <w:rFonts w:ascii="Calibri" w:cs="Calibri" w:eastAsia="Calibri" w:hAnsi="Calibri"/>
+          <w:sz w:val="22"/>
+          <w:szCs w:val="22"/>
+        </w:rPr>
+        <w:t xml:space="preserve"> measurement   </w:t>
+      </w:r>
+      <w:r>
+        <w:rPr>
+          <w:rFonts w:ascii="Calibri" w:cs="Calibri" w:eastAsia="Calibri" w:hAnsi="Calibri"/>
+          <w:b/>
+          <w:bCs/>
+          <w:sz w:val="22"/>
+          <w:szCs w:val="22"/>
+        </w:rPr>
         <w:t xml:space="preserve">17</w:t>
       </w:r>
       <w:r>
@@ -1182,7 +1294,7 @@
           <w:sz w:val="22"/>
           <w:szCs w:val="22"/>
         </w:rPr>
-        <w:t xml:space="preserve"> comparison   </w:t>
+        <w:t xml:space="preserve"> limitation   </w:t>
       </w:r>
       <w:r>
         <w:rPr>
@@ -1200,7 +1312,7 @@
           <w:sz w:val="22"/>
           <w:szCs w:val="22"/>
         </w:rPr>
-        <w:t xml:space="preserve"> accuracy   </w:t>
+        <w:t xml:space="preserve"> ambiguity   </w:t>
       </w:r>
       <w:r>
         <w:rPr>
@@ -1218,7 +1330,7 @@
           <w:sz w:val="22"/>
           <w:szCs w:val="22"/>
         </w:rPr>
-        <w:t xml:space="preserve"> assumption   </w:t>
+        <w:t xml:space="preserve"> proportionate   </w:t>
       </w:r>
       <w:r>
         <w:rPr>
@@ -1229,78 +1341,6 @@
           <w:szCs w:val="22"/>
         </w:rPr>
         <w:t xml:space="preserve">20</w:t>
-      </w:r>
-      <w:r>
-        <w:rPr>
-          <w:rFonts w:ascii="Calibri" w:cs="Calibri" w:eastAsia="Calibri" w:hAnsi="Calibri"/>
-          <w:sz w:val="22"/>
-          <w:szCs w:val="22"/>
-        </w:rPr>
-        <w:t xml:space="preserve"> measurement   </w:t>
-      </w:r>
-      <w:r>
-        <w:rPr>
-          <w:rFonts w:ascii="Calibri" w:cs="Calibri" w:eastAsia="Calibri" w:hAnsi="Calibri"/>
-          <w:b/>
-          <w:bCs/>
-          <w:sz w:val="22"/>
-          <w:szCs w:val="22"/>
-        </w:rPr>
-        <w:t xml:space="preserve">21</w:t>
-      </w:r>
-      <w:r>
-        <w:rPr>
-          <w:rFonts w:ascii="Calibri" w:cs="Calibri" w:eastAsia="Calibri" w:hAnsi="Calibri"/>
-          <w:sz w:val="22"/>
-          <w:szCs w:val="22"/>
-        </w:rPr>
-        <w:t xml:space="preserve"> limitation   </w:t>
-      </w:r>
-      <w:r>
-        <w:rPr>
-          <w:rFonts w:ascii="Calibri" w:cs="Calibri" w:eastAsia="Calibri" w:hAnsi="Calibri"/>
-          <w:b/>
-          <w:bCs/>
-          <w:sz w:val="22"/>
-          <w:szCs w:val="22"/>
-        </w:rPr>
-        <w:t xml:space="preserve">22</w:t>
-      </w:r>
-      <w:r>
-        <w:rPr>
-          <w:rFonts w:ascii="Calibri" w:cs="Calibri" w:eastAsia="Calibri" w:hAnsi="Calibri"/>
-          <w:sz w:val="22"/>
-          <w:szCs w:val="22"/>
-        </w:rPr>
-        <w:t xml:space="preserve"> ambiguity   </w:t>
-      </w:r>
-      <w:r>
-        <w:rPr>
-          <w:rFonts w:ascii="Calibri" w:cs="Calibri" w:eastAsia="Calibri" w:hAnsi="Calibri"/>
-          <w:b/>
-          <w:bCs/>
-          <w:sz w:val="22"/>
-          <w:szCs w:val="22"/>
-        </w:rPr>
-        <w:t xml:space="preserve">23</w:t>
-      </w:r>
-      <w:r>
-        <w:rPr>
-          <w:rFonts w:ascii="Calibri" w:cs="Calibri" w:eastAsia="Calibri" w:hAnsi="Calibri"/>
-          <w:sz w:val="22"/>
-          <w:szCs w:val="22"/>
-        </w:rPr>
-        <w:t xml:space="preserve"> proportionate   </w:t>
-      </w:r>
-      <w:r>
-        <w:rPr>
-          <w:rFonts w:ascii="Calibri" w:cs="Calibri" w:eastAsia="Calibri" w:hAnsi="Calibri"/>
-          <w:b/>
-          <w:bCs/>
-          <w:sz w:val="22"/>
-          <w:szCs w:val="22"/>
-        </w:rPr>
-        <w:t xml:space="preserve">24</w:t>
       </w:r>
       <w:r>
         <w:rPr>
@@ -1358,7 +1398,7 @@
           <w:sz w:val="22"/>
           <w:szCs w:val="22"/>
         </w:rPr>
-        <w:t xml:space="preserve"> before 17, </w:t>
+        <w:t xml:space="preserve"> before 13, </w:t>
       </w:r>
       <w:r>
         <w:rPr>
@@ -1376,7 +1416,7 @@
           <w:sz w:val="22"/>
           <w:szCs w:val="22"/>
         </w:rPr>
-        <w:t xml:space="preserve"> before 19, </w:t>
+        <w:t xml:space="preserve"> before 15, </w:t>
       </w:r>
       <w:r>
         <w:rPr>
@@ -1394,7 +1434,7 @@
           <w:sz w:val="22"/>
           <w:szCs w:val="22"/>
         </w:rPr>
-        <w:t xml:space="preserve"> before 21 — all nouns; </w:t>
+        <w:t xml:space="preserve"> before 17 — all nouns; </w:t>
       </w:r>
       <w:r>
         <w:rPr>
@@ -1416,7 +1456,7 @@
           <w:sz w:val="22"/>
           <w:szCs w:val="22"/>
         </w:rPr>
-        <w:t xml:space="preserve"> before 23 wants an adjective.</w:t>
+        <w:t xml:space="preserve"> before 19 wants an adjective.</w:t>
       </w:r>
       <w:r>
         <w:rPr>
@@ -1434,7 +1474,7 @@
           <w:sz w:val="22"/>
           <w:szCs w:val="22"/>
         </w:rPr>
-        <w:t xml:space="preserve">Item 24 is the one that separates a class</w:t>
+        <w:t xml:space="preserve">Item 20 is the one that separates a class</w:t>
       </w:r>
       <w:r>
         <w:rPr>
@@ -1596,7 +1636,7 @@
           <w:sz w:val="22"/>
           <w:szCs w:val="22"/>
         </w:rPr>
-        <w:t xml:space="preserve">25</w:t>
+        <w:t xml:space="preserve">21</w:t>
       </w:r>
       <w:r>
         <w:rPr>
@@ -1614,7 +1654,7 @@
           <w:sz w:val="22"/>
           <w:szCs w:val="22"/>
         </w:rPr>
-        <w:t xml:space="preserve">26</w:t>
+        <w:t xml:space="preserve">22</w:t>
       </w:r>
       <w:r>
         <w:rPr>
@@ -1650,7 +1690,7 @@
           <w:sz w:val="22"/>
           <w:szCs w:val="22"/>
         </w:rPr>
-        <w:t xml:space="preserve">27</w:t>
+        <w:t xml:space="preserve">23</w:t>
       </w:r>
       <w:r>
         <w:rPr>
@@ -1668,7 +1708,7 @@
           <w:sz w:val="22"/>
           <w:szCs w:val="22"/>
         </w:rPr>
-        <w:t xml:space="preserve">28</w:t>
+        <w:t xml:space="preserve">24</w:t>
       </w:r>
       <w:r>
         <w:rPr>
@@ -1704,7 +1744,7 @@
           <w:sz w:val="22"/>
           <w:szCs w:val="22"/>
         </w:rPr>
-        <w:t xml:space="preserve">29</w:t>
+        <w:t xml:space="preserve">25</w:t>
       </w:r>
       <w:r>
         <w:rPr>
@@ -1722,7 +1762,7 @@
           <w:sz w:val="22"/>
           <w:szCs w:val="22"/>
         </w:rPr>
-        <w:t xml:space="preserve">30</w:t>
+        <w:t xml:space="preserve">26</w:t>
       </w:r>
       <w:r>
         <w:rPr>
@@ -1906,7 +1946,7 @@
           <w:sz w:val="22"/>
           <w:szCs w:val="22"/>
         </w:rPr>
-        <w:t xml:space="preserve">25</w:t>
+        <w:t xml:space="preserve">21</w:t>
       </w:r>
       <w:r>
         <w:rPr>
@@ -1960,7 +2000,7 @@
           <w:sz w:val="22"/>
           <w:szCs w:val="22"/>
         </w:rPr>
-        <w:t xml:space="preserve">30</w:t>
+        <w:t xml:space="preserve">26</w:t>
       </w:r>
       <w:r>
         <w:rPr>
@@ -2018,6 +2058,78 @@
           <w:sz w:val="22"/>
           <w:szCs w:val="22"/>
         </w:rPr>
+        <w:t xml:space="preserve">27</w:t>
+      </w:r>
+      <w:r>
+        <w:rPr>
+          <w:rFonts w:ascii="Calibri" w:cs="Calibri" w:eastAsia="Calibri" w:hAnsi="Calibri"/>
+          <w:sz w:val="22"/>
+          <w:szCs w:val="22"/>
+        </w:rPr>
+        <w:t xml:space="preserve"> B   </w:t>
+      </w:r>
+      <w:r>
+        <w:rPr>
+          <w:rFonts w:ascii="Calibri" w:cs="Calibri" w:eastAsia="Calibri" w:hAnsi="Calibri"/>
+          <w:b/>
+          <w:bCs/>
+          <w:sz w:val="22"/>
+          <w:szCs w:val="22"/>
+        </w:rPr>
+        <w:t xml:space="preserve">28</w:t>
+      </w:r>
+      <w:r>
+        <w:rPr>
+          <w:rFonts w:ascii="Calibri" w:cs="Calibri" w:eastAsia="Calibri" w:hAnsi="Calibri"/>
+          <w:sz w:val="22"/>
+          <w:szCs w:val="22"/>
+        </w:rPr>
+        <w:t xml:space="preserve"> D   </w:t>
+      </w:r>
+      <w:r>
+        <w:rPr>
+          <w:rFonts w:ascii="Calibri" w:cs="Calibri" w:eastAsia="Calibri" w:hAnsi="Calibri"/>
+          <w:b/>
+          <w:bCs/>
+          <w:sz w:val="22"/>
+          <w:szCs w:val="22"/>
+        </w:rPr>
+        <w:t xml:space="preserve">29</w:t>
+      </w:r>
+      <w:r>
+        <w:rPr>
+          <w:rFonts w:ascii="Calibri" w:cs="Calibri" w:eastAsia="Calibri" w:hAnsi="Calibri"/>
+          <w:sz w:val="22"/>
+          <w:szCs w:val="22"/>
+        </w:rPr>
+        <w:t xml:space="preserve"> A   </w:t>
+      </w:r>
+      <w:r>
+        <w:rPr>
+          <w:rFonts w:ascii="Calibri" w:cs="Calibri" w:eastAsia="Calibri" w:hAnsi="Calibri"/>
+          <w:b/>
+          <w:bCs/>
+          <w:sz w:val="22"/>
+          <w:szCs w:val="22"/>
+        </w:rPr>
+        <w:t xml:space="preserve">30</w:t>
+      </w:r>
+      <w:r>
+        <w:rPr>
+          <w:rFonts w:ascii="Calibri" w:cs="Calibri" w:eastAsia="Calibri" w:hAnsi="Calibri"/>
+          <w:sz w:val="22"/>
+          <w:szCs w:val="22"/>
+        </w:rPr>
+        <w:t xml:space="preserve"> C   </w:t>
+      </w:r>
+      <w:r>
+        <w:rPr>
+          <w:rFonts w:ascii="Calibri" w:cs="Calibri" w:eastAsia="Calibri" w:hAnsi="Calibri"/>
+          <w:b/>
+          <w:bCs/>
+          <w:sz w:val="22"/>
+          <w:szCs w:val="22"/>
+        </w:rPr>
         <w:t xml:space="preserve">31</w:t>
       </w:r>
       <w:r>
@@ -2026,7 +2138,7 @@
           <w:sz w:val="22"/>
           <w:szCs w:val="22"/>
         </w:rPr>
-        <w:t xml:space="preserve"> B   </w:t>
+        <w:t xml:space="preserve"> D   </w:t>
       </w:r>
       <w:r>
         <w:rPr>
@@ -2037,78 +2149,6 @@
           <w:szCs w:val="22"/>
         </w:rPr>
         <w:t xml:space="preserve">32</w:t>
-      </w:r>
-      <w:r>
-        <w:rPr>
-          <w:rFonts w:ascii="Calibri" w:cs="Calibri" w:eastAsia="Calibri" w:hAnsi="Calibri"/>
-          <w:sz w:val="22"/>
-          <w:szCs w:val="22"/>
-        </w:rPr>
-        <w:t xml:space="preserve"> D   </w:t>
-      </w:r>
-      <w:r>
-        <w:rPr>
-          <w:rFonts w:ascii="Calibri" w:cs="Calibri" w:eastAsia="Calibri" w:hAnsi="Calibri"/>
-          <w:b/>
-          <w:bCs/>
-          <w:sz w:val="22"/>
-          <w:szCs w:val="22"/>
-        </w:rPr>
-        <w:t xml:space="preserve">33</w:t>
-      </w:r>
-      <w:r>
-        <w:rPr>
-          <w:rFonts w:ascii="Calibri" w:cs="Calibri" w:eastAsia="Calibri" w:hAnsi="Calibri"/>
-          <w:sz w:val="22"/>
-          <w:szCs w:val="22"/>
-        </w:rPr>
-        <w:t xml:space="preserve"> A   </w:t>
-      </w:r>
-      <w:r>
-        <w:rPr>
-          <w:rFonts w:ascii="Calibri" w:cs="Calibri" w:eastAsia="Calibri" w:hAnsi="Calibri"/>
-          <w:b/>
-          <w:bCs/>
-          <w:sz w:val="22"/>
-          <w:szCs w:val="22"/>
-        </w:rPr>
-        <w:t xml:space="preserve">34</w:t>
-      </w:r>
-      <w:r>
-        <w:rPr>
-          <w:rFonts w:ascii="Calibri" w:cs="Calibri" w:eastAsia="Calibri" w:hAnsi="Calibri"/>
-          <w:sz w:val="22"/>
-          <w:szCs w:val="22"/>
-        </w:rPr>
-        <w:t xml:space="preserve"> C   </w:t>
-      </w:r>
-      <w:r>
-        <w:rPr>
-          <w:rFonts w:ascii="Calibri" w:cs="Calibri" w:eastAsia="Calibri" w:hAnsi="Calibri"/>
-          <w:b/>
-          <w:bCs/>
-          <w:sz w:val="22"/>
-          <w:szCs w:val="22"/>
-        </w:rPr>
-        <w:t xml:space="preserve">35</w:t>
-      </w:r>
-      <w:r>
-        <w:rPr>
-          <w:rFonts w:ascii="Calibri" w:cs="Calibri" w:eastAsia="Calibri" w:hAnsi="Calibri"/>
-          <w:sz w:val="22"/>
-          <w:szCs w:val="22"/>
-        </w:rPr>
-        <w:t xml:space="preserve"> D   </w:t>
-      </w:r>
-      <w:r>
-        <w:rPr>
-          <w:rFonts w:ascii="Calibri" w:cs="Calibri" w:eastAsia="Calibri" w:hAnsi="Calibri"/>
-          <w:b/>
-          <w:bCs/>
-          <w:sz w:val="22"/>
-          <w:szCs w:val="22"/>
-        </w:rPr>
-        <w:t xml:space="preserve">36</w:t>
       </w:r>
       <w:r>
         <w:rPr>
@@ -2158,7 +2198,7 @@
           <w:sz w:val="22"/>
           <w:szCs w:val="22"/>
         </w:rPr>
-        <w:t xml:space="preserve">Item 32 is the one to work through</w:t>
+        <w:t xml:space="preserve">Item 28 is the one to work through</w:t>
       </w:r>
       <w:r>
         <w:rPr>
@@ -2194,7 +2234,7 @@
           <w:sz w:val="22"/>
           <w:szCs w:val="22"/>
         </w:rPr>
-        <w:t xml:space="preserve">item 36 is a main-point question</w:t>
+        <w:t xml:space="preserve">item 32 is a main-point question</w:t>
       </w:r>
       <w:r>
         <w:rPr>
@@ -2252,7 +2292,7 @@
           <w:sz w:val="22"/>
           <w:szCs w:val="22"/>
         </w:rPr>
-        <w:t xml:space="preserve">37</w:t>
+        <w:t xml:space="preserve">33</w:t>
       </w:r>
       <w:r>
         <w:rPr>
@@ -2270,7 +2310,7 @@
           <w:sz w:val="22"/>
           <w:szCs w:val="22"/>
         </w:rPr>
-        <w:t xml:space="preserve">38</w:t>
+        <w:t xml:space="preserve">34</w:t>
       </w:r>
       <w:r>
         <w:rPr>
@@ -2288,7 +2328,7 @@
           <w:sz w:val="22"/>
           <w:szCs w:val="22"/>
         </w:rPr>
-        <w:t xml:space="preserve">39</w:t>
+        <w:t xml:space="preserve">35</w:t>
       </w:r>
       <w:r>
         <w:rPr>
@@ -2306,7 +2346,7 @@
           <w:sz w:val="22"/>
           <w:szCs w:val="22"/>
         </w:rPr>
-        <w:t xml:space="preserve">40</w:t>
+        <w:t xml:space="preserve">36</w:t>
       </w:r>
       <w:r>
         <w:rPr>
@@ -2561,6 +2601,456 @@
         <w:t xml:space="preserve"> — which is what makes an extra sentence an extra sentence.</w:t>
       </w:r>
     </w:p>
+    <w:p>
+      <w:pPr>
+        <w:spacing w:after="60"/>
+      </w:pPr>
+      <w:r>
+        <w:rPr>
+          <w:rFonts w:ascii="Calibri" w:cs="Calibri" w:eastAsia="Calibri" w:hAnsi="Calibri"/>
+          <w:b/>
+          <w:bCs/>
+          <w:color w:val="0F6E6E"/>
+          <w:sz w:val="22"/>
+          <w:szCs w:val="22"/>
+        </w:rPr>
+        <w:t xml:space="preserve">Part 7 · Multiple matching (4 marks)</w:t>
+      </w:r>
+    </w:p>
+    <w:p>
+      <w:pPr>
+        <w:spacing w:after="50"/>
+        <w:ind w:left="200"/>
+      </w:pPr>
+      <w:r>
+        <w:rPr>
+          <w:rFonts w:ascii="Calibri" w:cs="Calibri" w:eastAsia="Calibri" w:hAnsi="Calibri"/>
+          <w:b/>
+          <w:bCs/>
+          <w:sz w:val="22"/>
+          <w:szCs w:val="22"/>
+        </w:rPr>
+        <w:t xml:space="preserve">37</w:t>
+      </w:r>
+      <w:r>
+        <w:rPr>
+          <w:rFonts w:ascii="Calibri" w:cs="Calibri" w:eastAsia="Calibri" w:hAnsi="Calibri"/>
+          <w:sz w:val="22"/>
+          <w:szCs w:val="22"/>
+        </w:rPr>
+        <w:t xml:space="preserve"> D   </w:t>
+      </w:r>
+      <w:r>
+        <w:rPr>
+          <w:rFonts w:ascii="Calibri" w:cs="Calibri" w:eastAsia="Calibri" w:hAnsi="Calibri"/>
+          <w:b/>
+          <w:bCs/>
+          <w:sz w:val="22"/>
+          <w:szCs w:val="22"/>
+        </w:rPr>
+        <w:t xml:space="preserve">38</w:t>
+      </w:r>
+      <w:r>
+        <w:rPr>
+          <w:rFonts w:ascii="Calibri" w:cs="Calibri" w:eastAsia="Calibri" w:hAnsi="Calibri"/>
+          <w:sz w:val="22"/>
+          <w:szCs w:val="22"/>
+        </w:rPr>
+        <w:t xml:space="preserve"> A   </w:t>
+      </w:r>
+      <w:r>
+        <w:rPr>
+          <w:rFonts w:ascii="Calibri" w:cs="Calibri" w:eastAsia="Calibri" w:hAnsi="Calibri"/>
+          <w:b/>
+          <w:bCs/>
+          <w:sz w:val="22"/>
+          <w:szCs w:val="22"/>
+        </w:rPr>
+        <w:t xml:space="preserve">39</w:t>
+      </w:r>
+      <w:r>
+        <w:rPr>
+          <w:rFonts w:ascii="Calibri" w:cs="Calibri" w:eastAsia="Calibri" w:hAnsi="Calibri"/>
+          <w:sz w:val="22"/>
+          <w:szCs w:val="22"/>
+        </w:rPr>
+        <w:t xml:space="preserve"> C   </w:t>
+      </w:r>
+      <w:r>
+        <w:rPr>
+          <w:rFonts w:ascii="Calibri" w:cs="Calibri" w:eastAsia="Calibri" w:hAnsi="Calibri"/>
+          <w:b/>
+          <w:bCs/>
+          <w:sz w:val="22"/>
+          <w:szCs w:val="22"/>
+        </w:rPr>
+        <w:t xml:space="preserve">40</w:t>
+      </w:r>
+      <w:r>
+        <w:rPr>
+          <w:rFonts w:ascii="Calibri" w:cs="Calibri" w:eastAsia="Calibri" w:hAnsi="Calibri"/>
+          <w:sz w:val="22"/>
+          <w:szCs w:val="22"/>
+        </w:rPr>
+        <w:t xml:space="preserve"> B</w:t>
+      </w:r>
+    </w:p>
+    <w:p>
+      <w:pPr>
+        <w:spacing w:after="50"/>
+        <w:ind w:left="200"/>
+      </w:pPr>
+      <w:r>
+        <w:rPr>
+          <w:rFonts w:ascii="Calibri" w:cs="Calibri" w:eastAsia="Calibri" w:hAnsi="Calibri"/>
+          <w:sz w:val="22"/>
+          <w:szCs w:val="22"/>
+        </w:rPr>
+        <w:t xml:space="preserve">⚠ </w:t>
+      </w:r>
+      <w:r>
+        <w:rPr>
+          <w:rFonts w:ascii="Calibri" w:cs="Calibri" w:eastAsia="Calibri" w:hAnsi="Calibri"/>
+          <w:b/>
+          <w:bCs/>
+          <w:sz w:val="22"/>
+          <w:szCs w:val="22"/>
+        </w:rPr>
+        <w:t xml:space="preserve">Part 7 is answered by matching the </w:t>
+      </w:r>
+      <w:r>
+        <w:rPr>
+          <w:rFonts w:ascii="Calibri" w:cs="Calibri" w:eastAsia="Calibri" w:hAnsi="Calibri"/>
+          <w:b/>
+          <w:bCs/>
+          <w:i/>
+          <w:iCs/>
+          <w:sz w:val="22"/>
+          <w:szCs w:val="22"/>
+        </w:rPr>
+        <w:t xml:space="preserve">question</w:t>
+      </w:r>
+      <w:r>
+        <w:rPr>
+          <w:rFonts w:ascii="Calibri" w:cs="Calibri" w:eastAsia="Calibri" w:hAnsi="Calibri"/>
+          <w:b/>
+          <w:bCs/>
+          <w:sz w:val="22"/>
+          <w:szCs w:val="22"/>
+        </w:rPr>
+        <w:t xml:space="preserve"> to the text and not the text to the question</w:t>
+      </w:r>
+      <w:r>
+        <w:rPr>
+          <w:rFonts w:ascii="Calibri" w:cs="Calibri" w:eastAsia="Calibri" w:hAnsi="Calibri"/>
+          <w:sz w:val="22"/>
+          <w:szCs w:val="22"/>
+        </w:rPr>
+        <w:t xml:space="preserve">, and the four accounts here are written so that each is nearly right for two of the four questions. </w:t>
+      </w:r>
+      <w:r>
+        <w:rPr>
+          <w:rFonts w:ascii="Calibri" w:cs="Calibri" w:eastAsia="Calibri" w:hAnsi="Calibri"/>
+          <w:b/>
+          <w:bCs/>
+          <w:sz w:val="22"/>
+          <w:szCs w:val="22"/>
+        </w:rPr>
+        <w:t xml:space="preserve">Item 37</w:t>
+      </w:r>
+      <w:r>
+        <w:rPr>
+          <w:rFonts w:ascii="Calibri" w:cs="Calibri" w:eastAsia="Calibri" w:hAnsi="Calibri"/>
+          <w:sz w:val="22"/>
+          <w:szCs w:val="22"/>
+        </w:rPr>
+        <w:t xml:space="preserve"> is </w:t>
+      </w:r>
+      <w:r>
+        <w:rPr>
+          <w:rFonts w:ascii="Calibri" w:cs="Calibri" w:eastAsia="Calibri" w:hAnsi="Calibri"/>
+          <w:b/>
+          <w:bCs/>
+          <w:sz w:val="22"/>
+          <w:szCs w:val="22"/>
+        </w:rPr>
+        <w:t xml:space="preserve">D</w:t>
+      </w:r>
+      <w:r>
+        <w:rPr>
+          <w:rFonts w:ascii="Calibri" w:cs="Calibri" w:eastAsia="Calibri" w:hAnsi="Calibri"/>
+          <w:sz w:val="22"/>
+          <w:szCs w:val="22"/>
+        </w:rPr>
+        <w:t xml:space="preserve"> and not </w:t>
+      </w:r>
+      <w:r>
+        <w:rPr>
+          <w:rFonts w:ascii="Calibri" w:cs="Calibri" w:eastAsia="Calibri" w:hAnsi="Calibri"/>
+          <w:b/>
+          <w:bCs/>
+          <w:sz w:val="22"/>
+          <w:szCs w:val="22"/>
+        </w:rPr>
+        <w:t xml:space="preserve">A</w:t>
+      </w:r>
+      <w:r>
+        <w:rPr>
+          <w:rFonts w:ascii="Calibri" w:cs="Calibri" w:eastAsia="Calibri" w:hAnsi="Calibri"/>
+          <w:sz w:val="22"/>
+          <w:szCs w:val="22"/>
+        </w:rPr>
+        <w:t xml:space="preserve">: A ends arguments quickly, </w:t>
+      </w:r>
+      <w:r>
+        <w:rPr>
+          <w:rFonts w:ascii="Calibri" w:cs="Calibri" w:eastAsia="Calibri" w:hAnsi="Calibri"/>
+          <w:b/>
+          <w:bCs/>
+          <w:sz w:val="22"/>
+          <w:szCs w:val="22"/>
+        </w:rPr>
+        <w:t xml:space="preserve">but only D says that what settled the argument was writing down what each of them was counting</w:t>
+      </w:r>
+      <w:r>
+        <w:rPr>
+          <w:rFonts w:ascii="Calibri" w:cs="Calibri" w:eastAsia="Calibri" w:hAnsi="Calibri"/>
+          <w:sz w:val="22"/>
+          <w:szCs w:val="22"/>
+        </w:rPr>
+        <w:t xml:space="preserve"> — the object before the figure, which is 10.4. </w:t>
+      </w:r>
+      <w:r>
+        <w:rPr>
+          <w:rFonts w:ascii="Calibri" w:cs="Calibri" w:eastAsia="Calibri" w:hAnsi="Calibri"/>
+          <w:b/>
+          <w:bCs/>
+          <w:sz w:val="22"/>
+          <w:szCs w:val="22"/>
+        </w:rPr>
+        <w:t xml:space="preserve">Item 40</w:t>
+      </w:r>
+      <w:r>
+        <w:rPr>
+          <w:rFonts w:ascii="Calibri" w:cs="Calibri" w:eastAsia="Calibri" w:hAnsi="Calibri"/>
+          <w:sz w:val="22"/>
+          <w:szCs w:val="22"/>
+        </w:rPr>
+        <w:t xml:space="preserve"> is </w:t>
+      </w:r>
+      <w:r>
+        <w:rPr>
+          <w:rFonts w:ascii="Calibri" w:cs="Calibri" w:eastAsia="Calibri" w:hAnsi="Calibri"/>
+          <w:b/>
+          <w:bCs/>
+          <w:sz w:val="22"/>
+          <w:szCs w:val="22"/>
+        </w:rPr>
+        <w:t xml:space="preserve">B</w:t>
+      </w:r>
+      <w:r>
+        <w:rPr>
+          <w:rFonts w:ascii="Calibri" w:cs="Calibri" w:eastAsia="Calibri" w:hAnsi="Calibri"/>
+          <w:sz w:val="22"/>
+          <w:szCs w:val="22"/>
+        </w:rPr>
+        <w:t xml:space="preserve"> and not </w:t>
+      </w:r>
+      <w:r>
+        <w:rPr>
+          <w:rFonts w:ascii="Calibri" w:cs="Calibri" w:eastAsia="Calibri" w:hAnsi="Calibri"/>
+          <w:b/>
+          <w:bCs/>
+          <w:sz w:val="22"/>
+          <w:szCs w:val="22"/>
+        </w:rPr>
+        <w:t xml:space="preserve">D</w:t>
+      </w:r>
+      <w:r>
+        <w:rPr>
+          <w:rFonts w:ascii="Calibri" w:cs="Calibri" w:eastAsia="Calibri" w:hAnsi="Calibri"/>
+          <w:sz w:val="22"/>
+          <w:szCs w:val="22"/>
+        </w:rPr>
+        <w:t xml:space="preserve">: both accounts are about figures, </w:t>
+      </w:r>
+      <w:r>
+        <w:rPr>
+          <w:rFonts w:ascii="Calibri" w:cs="Calibri" w:eastAsia="Calibri" w:hAnsi="Calibri"/>
+          <w:b/>
+          <w:bCs/>
+          <w:sz w:val="22"/>
+          <w:szCs w:val="22"/>
+        </w:rPr>
+        <w:t xml:space="preserve">and only B says that a record produced no answerable question until it carried one.</w:t>
+      </w:r>
+      <w:r>
+        <w:rPr>
+          <w:rFonts w:ascii="Calibri" w:cs="Calibri" w:eastAsia="Calibri" w:hAnsi="Calibri"/>
+          <w:sz w:val="22"/>
+          <w:szCs w:val="22"/>
+        </w:rPr>
+        <w:t xml:space="preserve"> ⚠ </w:t>
+      </w:r>
+      <w:r>
+        <w:rPr>
+          <w:rFonts w:ascii="Calibri" w:cs="Calibri" w:eastAsia="Calibri" w:hAnsi="Calibri"/>
+          <w:b/>
+          <w:bCs/>
+          <w:sz w:val="22"/>
+          <w:szCs w:val="22"/>
+        </w:rPr>
+        <w:t xml:space="preserve">Teach the two-step habit this part rewards: underline the one thing the question asks for, then look for the sentence that says it</w:t>
+      </w:r>
+      <w:r>
+        <w:rPr>
+          <w:rFonts w:ascii="Calibri" w:cs="Calibri" w:eastAsia="Calibri" w:hAnsi="Calibri"/>
+          <w:sz w:val="22"/>
+          <w:szCs w:val="22"/>
+        </w:rPr>
+        <w:t xml:space="preserve"> — not the account that is about the same subject. A candidate who reads the four texts first and the questions afterwards will spend twice the time and answer two of the four.</w:t>
+      </w:r>
+    </w:p>
+    <w:tbl>
+      <w:tblPr>
+        <w:tblW w:type="dxa" w:w="9906"/>
+        <w:tblBorders>
+          <w:top w:val="single" w:color="auto" w:sz="4"/>
+          <w:left w:val="single" w:color="auto" w:sz="4"/>
+          <w:bottom w:val="single" w:color="auto" w:sz="4"/>
+          <w:right w:val="single" w:color="auto" w:sz="4"/>
+          <w:insideH w:val="single" w:color="auto" w:sz="4"/>
+          <w:insideV w:val="single" w:color="auto" w:sz="4"/>
+        </w:tblBorders>
+      </w:tblPr>
+      <w:tblGrid>
+        <w:gridCol w:w="9906"/>
+      </w:tblGrid>
+      <w:tr>
+        <w:trPr>
+          <w:cantSplit/>
+        </w:trPr>
+        <w:tc>
+          <w:tcPr>
+            <w:tcW w:type="dxa" w:w="9906"/>
+            <w:tcBorders>
+              <w:top w:val="single" w:color="C55A11" w:sz="6"/>
+              <w:left w:val="single" w:color="C55A11" w:sz="6"/>
+              <w:bottom w:val="single" w:color="C55A11" w:sz="6"/>
+              <w:right w:val="single" w:color="C55A11" w:sz="6"/>
+            </w:tcBorders>
+            <w:shd w:fill="FFF2CC" w:color="auto" w:val="clear"/>
+            <w:tcMar>
+              <w:top w:type="dxa" w:w="100"/>
+              <w:left w:type="dxa" w:w="160"/>
+              <w:bottom w:type="dxa" w:w="100"/>
+              <w:right w:type="dxa" w:w="160"/>
+            </w:tcMar>
+          </w:tcPr>
+          <w:p>
+            <w:pPr>
+              <w:spacing w:after="80"/>
+            </w:pPr>
+            <w:r>
+              <w:rPr>
+                <w:rFonts w:ascii="Calibri" w:cs="Calibri" w:eastAsia="Calibri" w:hAnsi="Calibri"/>
+                <w:b/>
+                <w:bCs/>
+                <w:color w:val="C55A11"/>
+                <w:sz w:val="22"/>
+                <w:szCs w:val="22"/>
+              </w:rPr>
+              <w:t xml:space="preserve">Note</w:t>
+            </w:r>
+          </w:p>
+          <w:p>
+            <w:pPr>
+              <w:spacing w:after="60"/>
+            </w:pPr>
+            <w:r>
+              <w:rPr>
+                <w:rFonts w:ascii="Calibri" w:cs="Calibri" w:eastAsia="Calibri" w:hAnsi="Calibri"/>
+                <w:sz w:val="22"/>
+                <w:szCs w:val="22"/>
+              </w:rPr>
+              <w:t xml:space="preserve">⚠ </w:t>
+            </w:r>
+            <w:r>
+              <w:rPr>
+                <w:rFonts w:ascii="Calibri" w:cs="Calibri" w:eastAsia="Calibri" w:hAnsi="Calibri"/>
+                <w:b/>
+                <w:bCs/>
+                <w:sz w:val="22"/>
+                <w:szCs w:val="22"/>
+              </w:rPr>
+              <w:t xml:space="preserve">Paper 1 totals 40 marks across seven parts</w:t>
+            </w:r>
+            <w:r>
+              <w:rPr>
+                <w:rFonts w:ascii="Calibri" w:cs="Calibri" w:eastAsia="Calibri" w:hAnsi="Calibri"/>
+                <w:sz w:val="22"/>
+                <w:szCs w:val="22"/>
+              </w:rPr>
+              <w:t xml:space="preserve"> — 6 · 6 · 8 · 6 · 6 · 4 · 4 — </w:t>
+            </w:r>
+            <w:r>
+              <w:rPr>
+                <w:rFonts w:ascii="Calibri" w:cs="Calibri" w:eastAsia="Calibri" w:hAnsi="Calibri"/>
+                <w:b/>
+                <w:bCs/>
+                <w:sz w:val="22"/>
+                <w:szCs w:val="22"/>
+              </w:rPr>
+              <w:t xml:space="preserve">and every one of the seven has been taught and practised in a unit of this book</w:t>
+            </w:r>
+            <w:r>
+              <w:rPr>
+                <w:rFonts w:ascii="Calibri" w:cs="Calibri" w:eastAsia="Calibri" w:hAnsi="Calibri"/>
+                <w:sz w:val="22"/>
+                <w:szCs w:val="22"/>
+              </w:rPr>
+              <w:t xml:space="preserve">: Part 3 in 1.7, Part 4 in 2.7, Part 1 in 3.7, Part 2 in 4.7, Part 5 in 5.7, Part 6 in 6.7 and </w:t>
+            </w:r>
+            <w:r>
+              <w:rPr>
+                <w:rFonts w:ascii="Calibri" w:cs="Calibri" w:eastAsia="Calibri" w:hAnsi="Calibri"/>
+                <w:b/>
+                <w:bCs/>
+                <w:sz w:val="22"/>
+                <w:szCs w:val="22"/>
+              </w:rPr>
+              <w:t xml:space="preserve">Part 7 in 7.7</w:t>
+            </w:r>
+            <w:r>
+              <w:rPr>
+                <w:rFonts w:ascii="Calibri" w:cs="Calibri" w:eastAsia="Calibri" w:hAnsi="Calibri"/>
+                <w:sz w:val="22"/>
+                <w:szCs w:val="22"/>
+              </w:rPr>
+              <w:t xml:space="preserve">. If a class has lost marks in one part only, </w:t>
+            </w:r>
+            <w:r>
+              <w:rPr>
+                <w:rFonts w:ascii="Calibri" w:cs="Calibri" w:eastAsia="Calibri" w:hAnsi="Calibri"/>
+                <w:b/>
+                <w:bCs/>
+                <w:sz w:val="22"/>
+                <w:szCs w:val="22"/>
+              </w:rPr>
+              <w:t xml:space="preserve">go back to the unit that taught it rather than to the part</w:t>
+            </w:r>
+            <w:r>
+              <w:rPr>
+                <w:rFonts w:ascii="Calibri" w:cs="Calibri" w:eastAsia="Calibri" w:hAnsi="Calibri"/>
+                <w:sz w:val="22"/>
+                <w:szCs w:val="22"/>
+              </w:rPr>
+              <w:t xml:space="preserve">; the cycle has the method in it and the test only has the questions.</w:t>
+            </w:r>
+          </w:p>
+        </w:tc>
+      </w:tr>
+    </w:tbl>
     <w:p>
       <w:r>
         <w:br w:type="page"/>
